--- a/插件详细手册/2.战斗/关于战斗活动镜头.docx
+++ b/插件详细手册/2.战斗/关于战斗活动镜头.docx
@@ -1,12 +1,12 @@
 
 <file path=word/document.xml><?xml version="1.0" encoding="utf-8"?>
-<w:document xmlns:wpc="http://schemas.microsoft.com/office/word/2010/wordprocessingCanvas" xmlns:cx="http://schemas.microsoft.com/office/drawing/2014/chartex" xmlns:cx1="http://schemas.microsoft.com/office/drawing/2015/9/8/chartex" xmlns:cx2="http://schemas.microsoft.com/office/drawing/2015/10/21/chartex" xmlns:cx3="http://schemas.microsoft.com/office/drawing/2016/5/9/chartex" xmlns:cx4="http://schemas.microsoft.com/office/drawing/2016/5/10/chartex" xmlns:cx5="http://schemas.microsoft.com/office/drawing/2016/5/11/chartex" xmlns:cx6="http://schemas.microsoft.com/office/drawing/2016/5/12/chartex" xmlns:cx7="http://schemas.microsoft.com/office/drawing/2016/5/13/chartex" xmlns:cx8="http://schemas.microsoft.com/office/drawing/2016/5/14/chartex" xmlns:mc="http://schemas.openxmlformats.org/markup-compatibility/2006" xmlns:aink="http://schemas.microsoft.com/office/drawing/2016/ink" xmlns:am3d="http://schemas.microsoft.com/office/drawing/2017/model3d" xmlns:o="urn:schemas-microsoft-com:office:office" xmlns:oel="http://schemas.microsoft.com/office/2019/extlst" xmlns:r="http://schemas.openxmlformats.org/officeDocument/2006/relationships" xmlns:m="http://schemas.openxmlformats.org/officeDocument/2006/math" xmlns:v="urn:schemas-microsoft-com:vml" xmlns:wp14="http://schemas.microsoft.com/office/word/2010/wordprocessingDrawing" xmlns:wp="http://schemas.openxmlformats.org/drawingml/2006/wordprocessingDrawing" xmlns:w10="urn:schemas-microsoft-com:office:word" xmlns:w="http://schemas.openxmlformats.org/wordprocessingml/2006/main" xmlns:w14="http://schemas.microsoft.com/office/word/2010/wordml" xmlns:w15="http://schemas.microsoft.com/office/word/2012/wordml" xmlns:w16cex="http://schemas.microsoft.com/office/word/2018/wordml/cex" xmlns:w16cid="http://schemas.microsoft.com/office/word/2016/wordml/cid" xmlns:w16="http://schemas.microsoft.com/office/word/2018/wordml" xmlns:w16du="http://schemas.microsoft.com/office/word/2023/wordml/word16du" xmlns:w16sdtdh="http://schemas.microsoft.com/office/word/2020/wordml/sdtdatahash" xmlns:w16se="http://schemas.microsoft.com/office/word/2015/wordml/symex" xmlns:wpg="http://schemas.microsoft.com/office/word/2010/wordprocessingGroup" xmlns:wpi="http://schemas.microsoft.com/office/word/2010/wordprocessingInk" xmlns:wne="http://schemas.microsoft.com/office/word/2006/wordml" xmlns:wps="http://schemas.microsoft.com/office/word/2010/wordprocessingShape" mc:Ignorable="w14 w15 w16se w16cid w16 w16cex w16sdtdh w16du wp14">
+<w:document xmlns:wpc="http://schemas.microsoft.com/office/word/2010/wordprocessingCanvas" xmlns:cx="http://schemas.microsoft.com/office/drawing/2014/chartex" xmlns:cx1="http://schemas.microsoft.com/office/drawing/2015/9/8/chartex" xmlns:cx2="http://schemas.microsoft.com/office/drawing/2015/10/21/chartex" xmlns:cx3="http://schemas.microsoft.com/office/drawing/2016/5/9/chartex" xmlns:cx4="http://schemas.microsoft.com/office/drawing/2016/5/10/chartex" xmlns:cx5="http://schemas.microsoft.com/office/drawing/2016/5/11/chartex" xmlns:cx6="http://schemas.microsoft.com/office/drawing/2016/5/12/chartex" xmlns:cx7="http://schemas.microsoft.com/office/drawing/2016/5/13/chartex" xmlns:cx8="http://schemas.microsoft.com/office/drawing/2016/5/14/chartex" xmlns:mc="http://schemas.openxmlformats.org/markup-compatibility/2006" xmlns:aink="http://schemas.microsoft.com/office/drawing/2016/ink" xmlns:am3d="http://schemas.microsoft.com/office/drawing/2017/model3d" xmlns:o="urn:schemas-microsoft-com:office:office" xmlns:oel="http://schemas.microsoft.com/office/2019/extlst" xmlns:r="http://schemas.openxmlformats.org/officeDocument/2006/relationships" xmlns:m="http://schemas.openxmlformats.org/officeDocument/2006/math" xmlns:v="urn:schemas-microsoft-com:vml" xmlns:wp14="http://schemas.microsoft.com/office/word/2010/wordprocessingDrawing" xmlns:wp="http://schemas.openxmlformats.org/drawingml/2006/wordprocessingDrawing" xmlns:w10="urn:schemas-microsoft-com:office:word" xmlns:w="http://schemas.openxmlformats.org/wordprocessingml/2006/main" xmlns:w14="http://schemas.microsoft.com/office/word/2010/wordml" xmlns:w15="http://schemas.microsoft.com/office/word/2012/wordml" xmlns:w16cex="http://schemas.microsoft.com/office/word/2018/wordml/cex" xmlns:w16cid="http://schemas.microsoft.com/office/word/2016/wordml/cid" xmlns:w16="http://schemas.microsoft.com/office/word/2018/wordml" xmlns:w16du="http://schemas.microsoft.com/office/word/2023/wordml/word16du" xmlns:w16sdtdh="http://schemas.microsoft.com/office/word/2020/wordml/sdtdatahash" xmlns:w16sdtfl="http://schemas.microsoft.com/office/word/2024/wordml/sdtformatlock" xmlns:w16se="http://schemas.microsoft.com/office/word/2015/wordml/symex" xmlns:wpg="http://schemas.microsoft.com/office/word/2010/wordprocessingGroup" xmlns:wpi="http://schemas.microsoft.com/office/word/2010/wordprocessingInk" xmlns:wne="http://schemas.microsoft.com/office/word/2006/wordml" xmlns:wps="http://schemas.microsoft.com/office/word/2010/wordprocessingShape" mc:Ignorable="w14 w15 w16se w16cid w16 w16cex w16sdtdh w16sdtfl w16du wp14">
   <w:body>
     <w:p>
       <w:pPr>
         <w:pStyle w:val="2"/>
         <w:rPr>
-          <w:rFonts w:asciiTheme="majorHAnsi" w:eastAsiaTheme="majorEastAsia" w:hAnsiTheme="majorHAnsi"/>
+          <w:rFonts w:asciiTheme="majorHAnsi" w:eastAsiaTheme="majorEastAsia" w:hAnsiTheme="majorHAnsi" w:hint="eastAsia"/>
         </w:rPr>
       </w:pPr>
       <w:r>
@@ -19,6 +19,9 @@
     <w:p>
       <w:pPr>
         <w:pStyle w:val="3"/>
+        <w:rPr>
+          <w:rFonts w:hint="eastAsia"/>
+        </w:rPr>
       </w:pPr>
       <w:r>
         <w:rPr>
@@ -52,11 +55,9 @@
         </w:rPr>
         <w:t>◆</w:t>
       </w:r>
-      <w:proofErr w:type="spellStart"/>
       <w:r>
         <w:t>Drill_CoreOfBallistics</w:t>
       </w:r>
-      <w:proofErr w:type="spellEnd"/>
       <w:r>
         <w:tab/>
       </w:r>
@@ -107,11 +108,9 @@
         </w:rPr>
         <w:t>◆</w:t>
       </w:r>
-      <w:proofErr w:type="spellStart"/>
       <w:r>
         <w:t>Drill_CoreOfInput</w:t>
       </w:r>
-      <w:proofErr w:type="spellEnd"/>
       <w:r>
         <w:tab/>
       </w:r>
@@ -179,11 +178,9 @@
         <w:t>◆</w:t>
       </w:r>
       <w:bookmarkEnd w:id="0"/>
-      <w:proofErr w:type="spellStart"/>
       <w:r>
         <w:t>Drill_BattleCamera</w:t>
       </w:r>
-      <w:proofErr w:type="spellEnd"/>
       <w:r>
         <w:tab/>
       </w:r>
@@ -237,6 +234,9 @@
     <w:p>
       <w:pPr>
         <w:pStyle w:val="3"/>
+        <w:rPr>
+          <w:rFonts w:hint="eastAsia"/>
+        </w:rPr>
       </w:pPr>
       <w:r>
         <w:rPr>
@@ -525,6 +525,9 @@
       <w:pPr>
         <w:pStyle w:val="3"/>
         <w:spacing w:before="240"/>
+        <w:rPr>
+          <w:rFonts w:hint="eastAsia"/>
+        </w:rPr>
       </w:pPr>
       <w:r>
         <w:rPr>
@@ -569,10 +572,10 @@
             <v:path o:extrusionok="f" gradientshapeok="t" o:connecttype="rect"/>
             <o:lock v:ext="edit" aspectratio="t"/>
           </v:shapetype>
-          <v:shape id="_x0000_i1025" type="#_x0000_t75" style="width:697.5pt;height:147pt" o:ole="">
+          <v:shape id="_x0000_i1025" type="#_x0000_t75" style="width:697.2pt;height:147pt" o:ole="">
             <v:imagedata r:id="rId7" o:title=""/>
           </v:shape>
-          <o:OLEObject Type="Embed" ProgID="Visio.Drawing.15" ShapeID="_x0000_i1025" DrawAspect="Content" ObjectID="_1776519107" r:id="rId8"/>
+          <o:OLEObject Type="Embed" ProgID="Visio.Drawing.15" ShapeID="_x0000_i1025" DrawAspect="Content" ObjectID="_1832085639" r:id="rId8"/>
         </w:object>
       </w:r>
     </w:p>
@@ -594,7 +597,7 @@
       <w:pPr>
         <w:pStyle w:val="2"/>
         <w:rPr>
-          <w:rFonts w:asciiTheme="majorHAnsi" w:eastAsiaTheme="majorEastAsia" w:hAnsiTheme="majorHAnsi"/>
+          <w:rFonts w:asciiTheme="majorHAnsi" w:eastAsiaTheme="majorEastAsia" w:hAnsiTheme="majorHAnsi" w:hint="eastAsia"/>
         </w:rPr>
       </w:pPr>
       <w:r>
@@ -608,6 +611,9 @@
     <w:p>
       <w:pPr>
         <w:pStyle w:val="3"/>
+        <w:rPr>
+          <w:rFonts w:hint="eastAsia"/>
+        </w:rPr>
       </w:pPr>
       <w:r>
         <w:rPr>
@@ -753,10 +759,10 @@
       </w:pPr>
       <w:r>
         <w:object w:dxaOrig="9516" w:dyaOrig="4321" w14:anchorId="55CC7B3C">
-          <v:shape id="_x0000_i1026" type="#_x0000_t75" style="width:414.75pt;height:188.25pt" o:ole="">
+          <v:shape id="_x0000_i1026" type="#_x0000_t75" style="width:414.6pt;height:188.4pt" o:ole="">
             <v:imagedata r:id="rId9" o:title=""/>
           </v:shape>
-          <o:OLEObject Type="Embed" ProgID="Visio.Drawing.15" ShapeID="_x0000_i1026" DrawAspect="Content" ObjectID="_1776519108" r:id="rId10"/>
+          <o:OLEObject Type="Embed" ProgID="Visio.Drawing.15" ShapeID="_x0000_i1026" DrawAspect="Content" ObjectID="_1832085640" r:id="rId10"/>
         </w:object>
       </w:r>
     </w:p>
@@ -850,7 +856,7 @@
         <w:spacing w:after="0"/>
         <w:jc w:val="center"/>
         <w:rPr>
-          <w:rFonts w:ascii="宋体" w:eastAsia="宋体" w:hAnsi="宋体" w:cs="宋体"/>
+          <w:rFonts w:ascii="宋体" w:eastAsia="宋体" w:hAnsi="宋体" w:cs="宋体" w:hint="eastAsia"/>
           <w:sz w:val="24"/>
           <w:szCs w:val="24"/>
         </w:rPr>
@@ -973,7 +979,7 @@
         <w:spacing w:after="0"/>
         <w:jc w:val="center"/>
         <w:rPr>
-          <w:rFonts w:ascii="宋体" w:eastAsia="宋体" w:hAnsi="宋体" w:cs="宋体"/>
+          <w:rFonts w:ascii="宋体" w:eastAsia="宋体" w:hAnsi="宋体" w:cs="宋体" w:hint="eastAsia"/>
           <w:sz w:val="24"/>
           <w:szCs w:val="24"/>
         </w:rPr>
@@ -1048,6 +1054,9 @@
     <w:p>
       <w:pPr>
         <w:pStyle w:val="3"/>
+        <w:rPr>
+          <w:rFonts w:hint="eastAsia"/>
+        </w:rPr>
       </w:pPr>
       <w:bookmarkStart w:id="2" w:name="_图层与镜头"/>
       <w:bookmarkEnd w:id="2"/>
@@ -1130,7 +1139,7 @@
         <w:spacing w:after="0"/>
         <w:jc w:val="center"/>
         <w:rPr>
-          <w:rFonts w:ascii="宋体" w:eastAsia="宋体" w:hAnsi="宋体" w:cs="宋体"/>
+          <w:rFonts w:ascii="宋体" w:eastAsia="宋体" w:hAnsi="宋体" w:cs="宋体" w:hint="eastAsia"/>
           <w:sz w:val="24"/>
           <w:szCs w:val="24"/>
         </w:rPr>
@@ -1369,7 +1378,7 @@
         <w:spacing w:after="0"/>
         <w:jc w:val="center"/>
         <w:rPr>
-          <w:rFonts w:ascii="宋体" w:eastAsia="宋体" w:hAnsi="宋体" w:cs="宋体"/>
+          <w:rFonts w:ascii="宋体" w:eastAsia="宋体" w:hAnsi="宋体" w:cs="宋体" w:hint="eastAsia"/>
           <w:sz w:val="24"/>
           <w:szCs w:val="24"/>
         </w:rPr>
@@ -1780,16 +1789,17 @@
     <w:p>
       <w:pPr>
         <w:spacing w:after="0"/>
+        <w:jc w:val="center"/>
       </w:pPr>
       <w:r>
         <w:rPr>
           <w:noProof/>
         </w:rPr>
         <w:drawing>
-          <wp:inline distT="0" distB="0" distL="0" distR="0" wp14:anchorId="798C7822" wp14:editId="5F56E1FF">
-            <wp:extent cx="4681976" cy="3985260"/>
-            <wp:effectExtent l="0" t="0" r="4445" b="0"/>
-            <wp:docPr id="11" name="图片 11"/>
+          <wp:inline distT="0" distB="0" distL="0" distR="0" wp14:anchorId="5A87D563" wp14:editId="568103EE">
+            <wp:extent cx="4421327" cy="4038600"/>
+            <wp:effectExtent l="0" t="0" r="0" b="0"/>
+            <wp:docPr id="534152820" name="图片 1"/>
             <wp:cNvGraphicFramePr>
               <a:graphicFrameLocks xmlns:a="http://schemas.openxmlformats.org/drawingml/2006/main" noChangeAspect="1"/>
             </wp:cNvGraphicFramePr>
@@ -1797,7 +1807,7 @@
               <a:graphicData uri="http://schemas.openxmlformats.org/drawingml/2006/picture">
                 <pic:pic xmlns:pic="http://schemas.openxmlformats.org/drawingml/2006/picture">
                   <pic:nvPicPr>
-                    <pic:cNvPr id="0" name="Picture 11"/>
+                    <pic:cNvPr id="0" name="Picture 3"/>
                     <pic:cNvPicPr>
                       <a:picLocks noChangeAspect="1" noChangeArrowheads="1"/>
                     </pic:cNvPicPr>
@@ -1818,7 +1828,7 @@
                   <pic:spPr bwMode="auto">
                     <a:xfrm>
                       <a:off x="0" y="0"/>
-                      <a:ext cx="4684522" cy="3987427"/>
+                      <a:ext cx="4424756" cy="4041732"/>
                     </a:xfrm>
                     <a:prstGeom prst="rect">
                       <a:avLst/>
@@ -2010,7 +2020,7 @@
         <w:spacing w:after="0"/>
         <w:jc w:val="center"/>
         <w:rPr>
-          <w:rFonts w:ascii="宋体" w:eastAsia="宋体" w:hAnsi="宋体" w:cs="宋体"/>
+          <w:rFonts w:ascii="宋体" w:eastAsia="宋体" w:hAnsi="宋体" w:cs="宋体" w:hint="eastAsia"/>
           <w:sz w:val="24"/>
           <w:szCs w:val="24"/>
         </w:rPr>
@@ -2138,6 +2148,9 @@
     <w:p>
       <w:pPr>
         <w:pStyle w:val="3"/>
+        <w:rPr>
+          <w:rFonts w:hint="eastAsia"/>
+        </w:rPr>
       </w:pPr>
       <w:bookmarkStart w:id="3" w:name="_镜头架"/>
       <w:bookmarkEnd w:id="3"/>
@@ -3015,7 +3028,7 @@
       <w:pPr>
         <w:pStyle w:val="2"/>
         <w:rPr>
-          <w:rFonts w:asciiTheme="majorHAnsi" w:eastAsiaTheme="majorEastAsia" w:hAnsiTheme="majorHAnsi"/>
+          <w:rFonts w:asciiTheme="majorHAnsi" w:eastAsiaTheme="majorEastAsia" w:hAnsiTheme="majorHAnsi" w:hint="eastAsia"/>
         </w:rPr>
       </w:pPr>
       <w:r>
@@ -3045,6 +3058,9 @@
     <w:p>
       <w:pPr>
         <w:pStyle w:val="3"/>
+        <w:rPr>
+          <w:rFonts w:hint="eastAsia"/>
+        </w:rPr>
       </w:pPr>
       <w:bookmarkStart w:id="4" w:name="_自动模式"/>
       <w:bookmarkEnd w:id="4"/>
@@ -3100,7 +3116,7 @@
         <w:spacing w:after="0"/>
         <w:jc w:val="center"/>
         <w:rPr>
-          <w:rFonts w:ascii="宋体" w:eastAsia="宋体" w:hAnsi="宋体" w:cs="宋体"/>
+          <w:rFonts w:ascii="宋体" w:eastAsia="宋体" w:hAnsi="宋体" w:cs="宋体" w:hint="eastAsia"/>
           <w:sz w:val="24"/>
           <w:szCs w:val="24"/>
         </w:rPr>
@@ -3165,6 +3181,9 @@
     <w:p>
       <w:pPr>
         <w:pStyle w:val="3"/>
+        <w:rPr>
+          <w:rFonts w:hint="eastAsia"/>
+        </w:rPr>
       </w:pPr>
       <w:bookmarkStart w:id="5" w:name="_观光模式"/>
       <w:bookmarkEnd w:id="5"/>
@@ -3230,7 +3249,7 @@
         <w:spacing w:after="0"/>
         <w:jc w:val="center"/>
         <w:rPr>
-          <w:rFonts w:ascii="宋体" w:eastAsia="宋体" w:hAnsi="宋体" w:cs="宋体"/>
+          <w:rFonts w:ascii="宋体" w:eastAsia="宋体" w:hAnsi="宋体" w:cs="宋体" w:hint="eastAsia"/>
           <w:sz w:val="24"/>
           <w:szCs w:val="24"/>
         </w:rPr>
@@ -3418,6 +3437,9 @@
     <w:p>
       <w:pPr>
         <w:pStyle w:val="3"/>
+        <w:rPr>
+          <w:rFonts w:hint="eastAsia"/>
+        </w:rPr>
       </w:pPr>
       <w:bookmarkStart w:id="6" w:name="_固定看向"/>
       <w:bookmarkEnd w:id="6"/>
@@ -3530,7 +3552,7 @@
       <w:pPr>
         <w:jc w:val="center"/>
         <w:rPr>
-          <w:rFonts w:ascii="宋体" w:eastAsia="宋体" w:hAnsi="宋体" w:cs="宋体"/>
+          <w:rFonts w:ascii="宋体" w:eastAsia="宋体" w:hAnsi="宋体" w:cs="宋体" w:hint="eastAsia"/>
           <w:sz w:val="24"/>
           <w:szCs w:val="24"/>
         </w:rPr>
@@ -3935,6 +3957,9 @@
     <w:p>
       <w:pPr>
         <w:pStyle w:val="3"/>
+        <w:rPr>
+          <w:rFonts w:hint="eastAsia"/>
+        </w:rPr>
       </w:pPr>
       <w:r>
         <w:rPr>
@@ -3951,22 +3976,18 @@
         </w:rPr>
         <w:t>部分战斗的</w:t>
       </w:r>
-      <w:proofErr w:type="spellStart"/>
       <w:r>
         <w:t>ui</w:t>
       </w:r>
-      <w:proofErr w:type="spellEnd"/>
       <w:r>
         <w:rPr>
           <w:rFonts w:hint="eastAsia"/>
         </w:rPr>
         <w:t>在镜头移动时，</w:t>
       </w:r>
-      <w:proofErr w:type="spellStart"/>
       <w:r>
         <w:t>ui</w:t>
       </w:r>
-      <w:proofErr w:type="spellEnd"/>
       <w:r>
         <w:rPr>
           <w:rFonts w:hint="eastAsia"/>
@@ -3981,11 +4002,9 @@
         </w:rPr>
         <w:t>这是因为部分</w:t>
       </w:r>
-      <w:proofErr w:type="spellStart"/>
       <w:r>
         <w:t>ui</w:t>
       </w:r>
-      <w:proofErr w:type="spellEnd"/>
       <w:r>
         <w:rPr>
           <w:rFonts w:hint="eastAsia"/>
@@ -4010,11 +4029,9 @@
         </w:rPr>
         <w:t>帧形成的速度差，使得</w:t>
       </w:r>
-      <w:proofErr w:type="spellStart"/>
       <w:r>
         <w:t>ui</w:t>
       </w:r>
-      <w:proofErr w:type="spellEnd"/>
       <w:r>
         <w:rPr>
           <w:rFonts w:hint="eastAsia"/>
@@ -4044,7 +4061,7 @@
       <w:pPr>
         <w:jc w:val="center"/>
         <w:rPr>
-          <w:rFonts w:ascii="宋体" w:eastAsia="宋体" w:hAnsi="宋体" w:cs="宋体"/>
+          <w:rFonts w:ascii="宋体" w:eastAsia="宋体" w:hAnsi="宋体" w:cs="宋体" w:hint="eastAsia"/>
           <w:sz w:val="24"/>
           <w:szCs w:val="24"/>
         </w:rPr>
@@ -4128,7 +4145,7 @@
       <w:pPr>
         <w:pStyle w:val="2"/>
         <w:rPr>
-          <w:rFonts w:asciiTheme="majorHAnsi" w:eastAsiaTheme="majorEastAsia" w:hAnsiTheme="majorHAnsi"/>
+          <w:rFonts w:asciiTheme="majorHAnsi" w:eastAsiaTheme="majorEastAsia" w:hAnsiTheme="majorHAnsi" w:hint="eastAsia"/>
         </w:rPr>
       </w:pPr>
       <w:r>
@@ -4142,6 +4159,9 @@
     <w:p>
       <w:pPr>
         <w:pStyle w:val="3"/>
+        <w:rPr>
+          <w:rFonts w:hint="eastAsia"/>
+        </w:rPr>
       </w:pPr>
       <w:bookmarkStart w:id="8" w:name="_旋转"/>
       <w:bookmarkEnd w:id="8"/>
@@ -4204,7 +4224,7 @@
         <w:spacing w:after="0"/>
         <w:jc w:val="center"/>
         <w:rPr>
-          <w:rFonts w:ascii="宋体" w:eastAsia="宋体" w:hAnsi="宋体" w:cs="宋体"/>
+          <w:rFonts w:ascii="宋体" w:eastAsia="宋体" w:hAnsi="宋体" w:cs="宋体" w:hint="eastAsia"/>
           <w:sz w:val="24"/>
           <w:szCs w:val="24"/>
         </w:rPr>
@@ -4273,7 +4293,7 @@
         <w:spacing w:after="0"/>
         <w:jc w:val="center"/>
         <w:rPr>
-          <w:rFonts w:ascii="宋体" w:eastAsia="宋体" w:hAnsi="宋体" w:cs="宋体"/>
+          <w:rFonts w:ascii="宋体" w:eastAsia="宋体" w:hAnsi="宋体" w:cs="宋体" w:hint="eastAsia"/>
           <w:sz w:val="24"/>
           <w:szCs w:val="24"/>
         </w:rPr>
@@ -4503,6 +4523,9 @@
     <w:p>
       <w:pPr>
         <w:pStyle w:val="3"/>
+        <w:rPr>
+          <w:rFonts w:hint="eastAsia"/>
+        </w:rPr>
       </w:pPr>
       <w:bookmarkStart w:id="9" w:name="_缩放"/>
       <w:bookmarkEnd w:id="9"/>
@@ -4613,7 +4636,7 @@
         <w:spacing w:after="0"/>
         <w:jc w:val="center"/>
         <w:rPr>
-          <w:rFonts w:ascii="宋体" w:eastAsia="宋体" w:hAnsi="宋体" w:cs="宋体"/>
+          <w:rFonts w:ascii="宋体" w:eastAsia="宋体" w:hAnsi="宋体" w:cs="宋体" w:hint="eastAsia"/>
           <w:sz w:val="24"/>
           <w:szCs w:val="24"/>
         </w:rPr>
@@ -4682,7 +4705,7 @@
         <w:spacing w:after="0"/>
         <w:jc w:val="center"/>
         <w:rPr>
-          <w:rFonts w:ascii="宋体" w:eastAsia="宋体" w:hAnsi="宋体" w:cs="宋体"/>
+          <w:rFonts w:ascii="宋体" w:eastAsia="宋体" w:hAnsi="宋体" w:cs="宋体" w:hint="eastAsia"/>
           <w:sz w:val="24"/>
           <w:szCs w:val="24"/>
         </w:rPr>
@@ -4907,6 +4930,9 @@
     <w:p>
       <w:pPr>
         <w:pStyle w:val="3"/>
+        <w:rPr>
+          <w:rFonts w:hint="eastAsia"/>
+        </w:rPr>
       </w:pPr>
       <w:bookmarkStart w:id="10" w:name="_翻转"/>
       <w:bookmarkEnd w:id="10"/>
@@ -4963,7 +4989,7 @@
         <w:spacing w:after="0"/>
         <w:jc w:val="center"/>
         <w:rPr>
-          <w:rFonts w:ascii="宋体" w:eastAsia="宋体" w:hAnsi="宋体" w:cs="宋体"/>
+          <w:rFonts w:ascii="宋体" w:eastAsia="宋体" w:hAnsi="宋体" w:cs="宋体" w:hint="eastAsia"/>
           <w:sz w:val="24"/>
           <w:szCs w:val="24"/>
         </w:rPr>
@@ -5031,7 +5057,7 @@
         <w:spacing w:after="0"/>
         <w:jc w:val="center"/>
         <w:rPr>
-          <w:rFonts w:ascii="宋体" w:eastAsia="宋体" w:hAnsi="宋体" w:cs="宋体"/>
+          <w:rFonts w:ascii="宋体" w:eastAsia="宋体" w:hAnsi="宋体" w:cs="宋体" w:hint="eastAsia"/>
           <w:sz w:val="24"/>
           <w:szCs w:val="24"/>
         </w:rPr>
@@ -5235,6 +5261,9 @@
     <w:p>
       <w:pPr>
         <w:pStyle w:val="3"/>
+        <w:rPr>
+          <w:rFonts w:hint="eastAsia"/>
+        </w:rPr>
       </w:pPr>
       <w:r>
         <w:rPr>
@@ -5270,7 +5299,7 @@
         <w:spacing w:after="0"/>
         <w:jc w:val="center"/>
         <w:rPr>
-          <w:rFonts w:ascii="宋体" w:eastAsia="宋体" w:hAnsi="宋体" w:cs="宋体"/>
+          <w:rFonts w:ascii="宋体" w:eastAsia="宋体" w:hAnsi="宋体" w:cs="宋体" w:hint="eastAsia"/>
           <w:sz w:val="24"/>
           <w:szCs w:val="24"/>
         </w:rPr>
@@ -5349,7 +5378,7 @@
 </file>
 
 <file path=word/endnotes.xml><?xml version="1.0" encoding="utf-8"?>
-<w:endnotes xmlns:wpc="http://schemas.microsoft.com/office/word/2010/wordprocessingCanvas" xmlns:cx="http://schemas.microsoft.com/office/drawing/2014/chartex" xmlns:cx1="http://schemas.microsoft.com/office/drawing/2015/9/8/chartex" xmlns:cx2="http://schemas.microsoft.com/office/drawing/2015/10/21/chartex" xmlns:cx3="http://schemas.microsoft.com/office/drawing/2016/5/9/chartex" xmlns:cx4="http://schemas.microsoft.com/office/drawing/2016/5/10/chartex" xmlns:cx5="http://schemas.microsoft.com/office/drawing/2016/5/11/chartex" xmlns:cx6="http://schemas.microsoft.com/office/drawing/2016/5/12/chartex" xmlns:cx7="http://schemas.microsoft.com/office/drawing/2016/5/13/chartex" xmlns:cx8="http://schemas.microsoft.com/office/drawing/2016/5/14/chartex" xmlns:mc="http://schemas.openxmlformats.org/markup-compatibility/2006" xmlns:aink="http://schemas.microsoft.com/office/drawing/2016/ink" xmlns:am3d="http://schemas.microsoft.com/office/drawing/2017/model3d" xmlns:o="urn:schemas-microsoft-com:office:office" xmlns:oel="http://schemas.microsoft.com/office/2019/extlst" xmlns:r="http://schemas.openxmlformats.org/officeDocument/2006/relationships" xmlns:m="http://schemas.openxmlformats.org/officeDocument/2006/math" xmlns:v="urn:schemas-microsoft-com:vml" xmlns:wp14="http://schemas.microsoft.com/office/word/2010/wordprocessingDrawing" xmlns:wp="http://schemas.openxmlformats.org/drawingml/2006/wordprocessingDrawing" xmlns:w10="urn:schemas-microsoft-com:office:word" xmlns:w="http://schemas.openxmlformats.org/wordprocessingml/2006/main" xmlns:w14="http://schemas.microsoft.com/office/word/2010/wordml" xmlns:w15="http://schemas.microsoft.com/office/word/2012/wordml" xmlns:w16cex="http://schemas.microsoft.com/office/word/2018/wordml/cex" xmlns:w16cid="http://schemas.microsoft.com/office/word/2016/wordml/cid" xmlns:w16="http://schemas.microsoft.com/office/word/2018/wordml" xmlns:w16du="http://schemas.microsoft.com/office/word/2023/wordml/word16du" xmlns:w16sdtdh="http://schemas.microsoft.com/office/word/2020/wordml/sdtdatahash" xmlns:w16se="http://schemas.microsoft.com/office/word/2015/wordml/symex" xmlns:wpg="http://schemas.microsoft.com/office/word/2010/wordprocessingGroup" xmlns:wpi="http://schemas.microsoft.com/office/word/2010/wordprocessingInk" xmlns:wne="http://schemas.microsoft.com/office/word/2006/wordml" xmlns:wps="http://schemas.microsoft.com/office/word/2010/wordprocessingShape" mc:Ignorable="w14 w15 w16se w16cid w16 w16cex w16sdtdh w16du wp14">
+<w:endnotes xmlns:wpc="http://schemas.microsoft.com/office/word/2010/wordprocessingCanvas" xmlns:cx="http://schemas.microsoft.com/office/drawing/2014/chartex" xmlns:cx1="http://schemas.microsoft.com/office/drawing/2015/9/8/chartex" xmlns:cx2="http://schemas.microsoft.com/office/drawing/2015/10/21/chartex" xmlns:cx3="http://schemas.microsoft.com/office/drawing/2016/5/9/chartex" xmlns:cx4="http://schemas.microsoft.com/office/drawing/2016/5/10/chartex" xmlns:cx5="http://schemas.microsoft.com/office/drawing/2016/5/11/chartex" xmlns:cx6="http://schemas.microsoft.com/office/drawing/2016/5/12/chartex" xmlns:cx7="http://schemas.microsoft.com/office/drawing/2016/5/13/chartex" xmlns:cx8="http://schemas.microsoft.com/office/drawing/2016/5/14/chartex" xmlns:mc="http://schemas.openxmlformats.org/markup-compatibility/2006" xmlns:aink="http://schemas.microsoft.com/office/drawing/2016/ink" xmlns:am3d="http://schemas.microsoft.com/office/drawing/2017/model3d" xmlns:o="urn:schemas-microsoft-com:office:office" xmlns:oel="http://schemas.microsoft.com/office/2019/extlst" xmlns:r="http://schemas.openxmlformats.org/officeDocument/2006/relationships" xmlns:m="http://schemas.openxmlformats.org/officeDocument/2006/math" xmlns:v="urn:schemas-microsoft-com:vml" xmlns:wp14="http://schemas.microsoft.com/office/word/2010/wordprocessingDrawing" xmlns:wp="http://schemas.openxmlformats.org/drawingml/2006/wordprocessingDrawing" xmlns:w10="urn:schemas-microsoft-com:office:word" xmlns:w="http://schemas.openxmlformats.org/wordprocessingml/2006/main" xmlns:w14="http://schemas.microsoft.com/office/word/2010/wordml" xmlns:w15="http://schemas.microsoft.com/office/word/2012/wordml" xmlns:w16cex="http://schemas.microsoft.com/office/word/2018/wordml/cex" xmlns:w16cid="http://schemas.microsoft.com/office/word/2016/wordml/cid" xmlns:w16="http://schemas.microsoft.com/office/word/2018/wordml" xmlns:w16du="http://schemas.microsoft.com/office/word/2023/wordml/word16du" xmlns:w16sdtdh="http://schemas.microsoft.com/office/word/2020/wordml/sdtdatahash" xmlns:w16sdtfl="http://schemas.microsoft.com/office/word/2024/wordml/sdtformatlock" xmlns:w16se="http://schemas.microsoft.com/office/word/2015/wordml/symex" xmlns:wpg="http://schemas.microsoft.com/office/word/2010/wordprocessingGroup" xmlns:wpi="http://schemas.microsoft.com/office/word/2010/wordprocessingInk" xmlns:wne="http://schemas.microsoft.com/office/word/2006/wordml" xmlns:wps="http://schemas.microsoft.com/office/word/2010/wordprocessingShape" mc:Ignorable="w14 w15 w16se w16cid w16 w16cex w16sdtdh w16sdtfl w16du wp14">
   <w:endnote w:type="separator" w:id="-1">
     <w:p>
       <w:r>
@@ -5368,7 +5397,7 @@
 </file>
 
 <file path=word/footnotes.xml><?xml version="1.0" encoding="utf-8"?>
-<w:footnotes xmlns:wpc="http://schemas.microsoft.com/office/word/2010/wordprocessingCanvas" xmlns:cx="http://schemas.microsoft.com/office/drawing/2014/chartex" xmlns:cx1="http://schemas.microsoft.com/office/drawing/2015/9/8/chartex" xmlns:cx2="http://schemas.microsoft.com/office/drawing/2015/10/21/chartex" xmlns:cx3="http://schemas.microsoft.com/office/drawing/2016/5/9/chartex" xmlns:cx4="http://schemas.microsoft.com/office/drawing/2016/5/10/chartex" xmlns:cx5="http://schemas.microsoft.com/office/drawing/2016/5/11/chartex" xmlns:cx6="http://schemas.microsoft.com/office/drawing/2016/5/12/chartex" xmlns:cx7="http://schemas.microsoft.com/office/drawing/2016/5/13/chartex" xmlns:cx8="http://schemas.microsoft.com/office/drawing/2016/5/14/chartex" xmlns:mc="http://schemas.openxmlformats.org/markup-compatibility/2006" xmlns:aink="http://schemas.microsoft.com/office/drawing/2016/ink" xmlns:am3d="http://schemas.microsoft.com/office/drawing/2017/model3d" xmlns:o="urn:schemas-microsoft-com:office:office" xmlns:oel="http://schemas.microsoft.com/office/2019/extlst" xmlns:r="http://schemas.openxmlformats.org/officeDocument/2006/relationships" xmlns:m="http://schemas.openxmlformats.org/officeDocument/2006/math" xmlns:v="urn:schemas-microsoft-com:vml" xmlns:wp14="http://schemas.microsoft.com/office/word/2010/wordprocessingDrawing" xmlns:wp="http://schemas.openxmlformats.org/drawingml/2006/wordprocessingDrawing" xmlns:w10="urn:schemas-microsoft-com:office:word" xmlns:w="http://schemas.openxmlformats.org/wordprocessingml/2006/main" xmlns:w14="http://schemas.microsoft.com/office/word/2010/wordml" xmlns:w15="http://schemas.microsoft.com/office/word/2012/wordml" xmlns:w16cex="http://schemas.microsoft.com/office/word/2018/wordml/cex" xmlns:w16cid="http://schemas.microsoft.com/office/word/2016/wordml/cid" xmlns:w16="http://schemas.microsoft.com/office/word/2018/wordml" xmlns:w16du="http://schemas.microsoft.com/office/word/2023/wordml/word16du" xmlns:w16sdtdh="http://schemas.microsoft.com/office/word/2020/wordml/sdtdatahash" xmlns:w16se="http://schemas.microsoft.com/office/word/2015/wordml/symex" xmlns:wpg="http://schemas.microsoft.com/office/word/2010/wordprocessingGroup" xmlns:wpi="http://schemas.microsoft.com/office/word/2010/wordprocessingInk" xmlns:wne="http://schemas.microsoft.com/office/word/2006/wordml" xmlns:wps="http://schemas.microsoft.com/office/word/2010/wordprocessingShape" mc:Ignorable="w14 w15 w16se w16cid w16 w16cex w16sdtdh w16du wp14">
+<w:footnotes xmlns:wpc="http://schemas.microsoft.com/office/word/2010/wordprocessingCanvas" xmlns:cx="http://schemas.microsoft.com/office/drawing/2014/chartex" xmlns:cx1="http://schemas.microsoft.com/office/drawing/2015/9/8/chartex" xmlns:cx2="http://schemas.microsoft.com/office/drawing/2015/10/21/chartex" xmlns:cx3="http://schemas.microsoft.com/office/drawing/2016/5/9/chartex" xmlns:cx4="http://schemas.microsoft.com/office/drawing/2016/5/10/chartex" xmlns:cx5="http://schemas.microsoft.com/office/drawing/2016/5/11/chartex" xmlns:cx6="http://schemas.microsoft.com/office/drawing/2016/5/12/chartex" xmlns:cx7="http://schemas.microsoft.com/office/drawing/2016/5/13/chartex" xmlns:cx8="http://schemas.microsoft.com/office/drawing/2016/5/14/chartex" xmlns:mc="http://schemas.openxmlformats.org/markup-compatibility/2006" xmlns:aink="http://schemas.microsoft.com/office/drawing/2016/ink" xmlns:am3d="http://schemas.microsoft.com/office/drawing/2017/model3d" xmlns:o="urn:schemas-microsoft-com:office:office" xmlns:oel="http://schemas.microsoft.com/office/2019/extlst" xmlns:r="http://schemas.openxmlformats.org/officeDocument/2006/relationships" xmlns:m="http://schemas.openxmlformats.org/officeDocument/2006/math" xmlns:v="urn:schemas-microsoft-com:vml" xmlns:wp14="http://schemas.microsoft.com/office/word/2010/wordprocessingDrawing" xmlns:wp="http://schemas.openxmlformats.org/drawingml/2006/wordprocessingDrawing" xmlns:w10="urn:schemas-microsoft-com:office:word" xmlns:w="http://schemas.openxmlformats.org/wordprocessingml/2006/main" xmlns:w14="http://schemas.microsoft.com/office/word/2010/wordml" xmlns:w15="http://schemas.microsoft.com/office/word/2012/wordml" xmlns:w16cex="http://schemas.microsoft.com/office/word/2018/wordml/cex" xmlns:w16cid="http://schemas.microsoft.com/office/word/2016/wordml/cid" xmlns:w16="http://schemas.microsoft.com/office/word/2018/wordml" xmlns:w16du="http://schemas.microsoft.com/office/word/2023/wordml/word16du" xmlns:w16sdtdh="http://schemas.microsoft.com/office/word/2020/wordml/sdtdatahash" xmlns:w16sdtfl="http://schemas.microsoft.com/office/word/2024/wordml/sdtformatlock" xmlns:w16se="http://schemas.microsoft.com/office/word/2015/wordml/symex" xmlns:wpg="http://schemas.microsoft.com/office/word/2010/wordprocessingGroup" xmlns:wpi="http://schemas.microsoft.com/office/word/2010/wordprocessingInk" xmlns:wne="http://schemas.microsoft.com/office/word/2006/wordml" xmlns:wps="http://schemas.microsoft.com/office/word/2010/wordprocessingShape" mc:Ignorable="w14 w15 w16se w16cid w16 w16cex w16sdtdh w16sdtfl w16du wp14">
   <w:footnote w:type="separator" w:id="-1">
     <w:p>
       <w:r>
@@ -5387,12 +5416,12 @@
 </file>
 
 <file path=word/header1.xml><?xml version="1.0" encoding="utf-8"?>
-<w:hdr xmlns:wpc="http://schemas.microsoft.com/office/word/2010/wordprocessingCanvas" xmlns:cx="http://schemas.microsoft.com/office/drawing/2014/chartex" xmlns:cx1="http://schemas.microsoft.com/office/drawing/2015/9/8/chartex" xmlns:cx2="http://schemas.microsoft.com/office/drawing/2015/10/21/chartex" xmlns:cx3="http://schemas.microsoft.com/office/drawing/2016/5/9/chartex" xmlns:cx4="http://schemas.microsoft.com/office/drawing/2016/5/10/chartex" xmlns:cx5="http://schemas.microsoft.com/office/drawing/2016/5/11/chartex" xmlns:cx6="http://schemas.microsoft.com/office/drawing/2016/5/12/chartex" xmlns:cx7="http://schemas.microsoft.com/office/drawing/2016/5/13/chartex" xmlns:cx8="http://schemas.microsoft.com/office/drawing/2016/5/14/chartex" xmlns:mc="http://schemas.openxmlformats.org/markup-compatibility/2006" xmlns:aink="http://schemas.microsoft.com/office/drawing/2016/ink" xmlns:am3d="http://schemas.microsoft.com/office/drawing/2017/model3d" xmlns:o="urn:schemas-microsoft-com:office:office" xmlns:oel="http://schemas.microsoft.com/office/2019/extlst" xmlns:r="http://schemas.openxmlformats.org/officeDocument/2006/relationships" xmlns:m="http://schemas.openxmlformats.org/officeDocument/2006/math" xmlns:v="urn:schemas-microsoft-com:vml" xmlns:wp14="http://schemas.microsoft.com/office/word/2010/wordprocessingDrawing" xmlns:wp="http://schemas.openxmlformats.org/drawingml/2006/wordprocessingDrawing" xmlns:w10="urn:schemas-microsoft-com:office:word" xmlns:w="http://schemas.openxmlformats.org/wordprocessingml/2006/main" xmlns:w14="http://schemas.microsoft.com/office/word/2010/wordml" xmlns:w15="http://schemas.microsoft.com/office/word/2012/wordml" xmlns:w16cex="http://schemas.microsoft.com/office/word/2018/wordml/cex" xmlns:w16cid="http://schemas.microsoft.com/office/word/2016/wordml/cid" xmlns:w16="http://schemas.microsoft.com/office/word/2018/wordml" xmlns:w16du="http://schemas.microsoft.com/office/word/2023/wordml/word16du" xmlns:w16sdtdh="http://schemas.microsoft.com/office/word/2020/wordml/sdtdatahash" xmlns:w16se="http://schemas.microsoft.com/office/word/2015/wordml/symex" xmlns:wpg="http://schemas.microsoft.com/office/word/2010/wordprocessingGroup" xmlns:wpi="http://schemas.microsoft.com/office/word/2010/wordprocessingInk" xmlns:wne="http://schemas.microsoft.com/office/word/2006/wordml" xmlns:wps="http://schemas.microsoft.com/office/word/2010/wordprocessingShape" mc:Ignorable="w14 w15 w16se w16cid w16 w16cex w16sdtdh w16du wp14">
+<w:hdr xmlns:wpc="http://schemas.microsoft.com/office/word/2010/wordprocessingCanvas" xmlns:cx="http://schemas.microsoft.com/office/drawing/2014/chartex" xmlns:cx1="http://schemas.microsoft.com/office/drawing/2015/9/8/chartex" xmlns:cx2="http://schemas.microsoft.com/office/drawing/2015/10/21/chartex" xmlns:cx3="http://schemas.microsoft.com/office/drawing/2016/5/9/chartex" xmlns:cx4="http://schemas.microsoft.com/office/drawing/2016/5/10/chartex" xmlns:cx5="http://schemas.microsoft.com/office/drawing/2016/5/11/chartex" xmlns:cx6="http://schemas.microsoft.com/office/drawing/2016/5/12/chartex" xmlns:cx7="http://schemas.microsoft.com/office/drawing/2016/5/13/chartex" xmlns:cx8="http://schemas.microsoft.com/office/drawing/2016/5/14/chartex" xmlns:mc="http://schemas.openxmlformats.org/markup-compatibility/2006" xmlns:aink="http://schemas.microsoft.com/office/drawing/2016/ink" xmlns:am3d="http://schemas.microsoft.com/office/drawing/2017/model3d" xmlns:o="urn:schemas-microsoft-com:office:office" xmlns:oel="http://schemas.microsoft.com/office/2019/extlst" xmlns:r="http://schemas.openxmlformats.org/officeDocument/2006/relationships" xmlns:m="http://schemas.openxmlformats.org/officeDocument/2006/math" xmlns:v="urn:schemas-microsoft-com:vml" xmlns:wp14="http://schemas.microsoft.com/office/word/2010/wordprocessingDrawing" xmlns:wp="http://schemas.openxmlformats.org/drawingml/2006/wordprocessingDrawing" xmlns:w10="urn:schemas-microsoft-com:office:word" xmlns:w="http://schemas.openxmlformats.org/wordprocessingml/2006/main" xmlns:w14="http://schemas.microsoft.com/office/word/2010/wordml" xmlns:w15="http://schemas.microsoft.com/office/word/2012/wordml" xmlns:w16cex="http://schemas.microsoft.com/office/word/2018/wordml/cex" xmlns:w16cid="http://schemas.microsoft.com/office/word/2016/wordml/cid" xmlns:w16="http://schemas.microsoft.com/office/word/2018/wordml" xmlns:w16du="http://schemas.microsoft.com/office/word/2023/wordml/word16du" xmlns:w16sdtdh="http://schemas.microsoft.com/office/word/2020/wordml/sdtdatahash" xmlns:w16sdtfl="http://schemas.microsoft.com/office/word/2024/wordml/sdtformatlock" xmlns:w16se="http://schemas.microsoft.com/office/word/2015/wordml/symex" xmlns:wpg="http://schemas.microsoft.com/office/word/2010/wordprocessingGroup" xmlns:wpi="http://schemas.microsoft.com/office/word/2010/wordprocessingInk" xmlns:wne="http://schemas.microsoft.com/office/word/2006/wordml" xmlns:wps="http://schemas.microsoft.com/office/word/2010/wordprocessingShape" mc:Ignorable="w14 w15 w16se w16cid w16 w16cex w16sdtdh w16sdtfl w16du wp14">
   <w:p>
     <w:pPr>
       <w:jc w:val="center"/>
       <w:rPr>
-        <w:rFonts w:ascii="微软雅黑" w:hAnsi="微软雅黑"/>
+        <w:rFonts w:ascii="微软雅黑" w:hAnsi="微软雅黑" w:hint="eastAsia"/>
         <w:sz w:val="20"/>
       </w:rPr>
     </w:pPr>
@@ -5497,7 +5526,7 @@
 </file>
 
 <file path=word/styles.xml><?xml version="1.0" encoding="utf-8"?>
-<w:styles xmlns:mc="http://schemas.openxmlformats.org/markup-compatibility/2006" xmlns:r="http://schemas.openxmlformats.org/officeDocument/2006/relationships" xmlns:w="http://schemas.openxmlformats.org/wordprocessingml/2006/main" xmlns:w14="http://schemas.microsoft.com/office/word/2010/wordml" xmlns:w15="http://schemas.microsoft.com/office/word/2012/wordml" xmlns:w16cex="http://schemas.microsoft.com/office/word/2018/wordml/cex" xmlns:w16cid="http://schemas.microsoft.com/office/word/2016/wordml/cid" xmlns:w16="http://schemas.microsoft.com/office/word/2018/wordml" xmlns:w16du="http://schemas.microsoft.com/office/word/2023/wordml/word16du" xmlns:w16sdtdh="http://schemas.microsoft.com/office/word/2020/wordml/sdtdatahash" xmlns:w16se="http://schemas.microsoft.com/office/word/2015/wordml/symex" mc:Ignorable="w14 w15 w16se w16cid w16 w16cex w16sdtdh w16du">
+<w:styles xmlns:mc="http://schemas.openxmlformats.org/markup-compatibility/2006" xmlns:r="http://schemas.openxmlformats.org/officeDocument/2006/relationships" xmlns:w="http://schemas.openxmlformats.org/wordprocessingml/2006/main" xmlns:w14="http://schemas.microsoft.com/office/word/2010/wordml" xmlns:w15="http://schemas.microsoft.com/office/word/2012/wordml" xmlns:w16cex="http://schemas.microsoft.com/office/word/2018/wordml/cex" xmlns:w16cid="http://schemas.microsoft.com/office/word/2016/wordml/cid" xmlns:w16="http://schemas.microsoft.com/office/word/2018/wordml" xmlns:w16du="http://schemas.microsoft.com/office/word/2023/wordml/word16du" xmlns:w16sdtdh="http://schemas.microsoft.com/office/word/2020/wordml/sdtdatahash" xmlns:w16sdtfl="http://schemas.microsoft.com/office/word/2024/wordml/sdtformatlock" xmlns:w16se="http://schemas.microsoft.com/office/word/2015/wordml/symex" mc:Ignorable="w14 w15 w16se w16cid w16 w16cex w16sdtdh w16sdtfl w16du">
   <w:docDefaults>
     <w:rPrDefault>
       <w:rPr>
